--- a/Laporan.docx
+++ b/Laporan.docx
@@ -2,7 +2,48 @@
 <file path=word/document.xml><?xml version="1.0" encoding="utf-8"?>
 <w:document xmlns:wpc="http://schemas.microsoft.com/office/word/2010/wordprocessingCanvas" xmlns:cx="http://schemas.microsoft.com/office/drawing/2014/chartex" xmlns:cx1="http://schemas.microsoft.com/office/drawing/2015/9/8/chartex" xmlns:cx2="http://schemas.microsoft.com/office/drawing/2015/10/21/chartex" xmlns:cx3="http://schemas.microsoft.com/office/drawing/2016/5/9/chartex" xmlns:cx4="http://schemas.microsoft.com/office/drawing/2016/5/10/chartex" xmlns:cx5="http://schemas.microsoft.com/office/drawing/2016/5/11/chartex" xmlns:cx6="http://schemas.microsoft.com/office/drawing/2016/5/12/chartex" xmlns:cx7="http://schemas.microsoft.com/office/drawing/2016/5/13/chartex" xmlns:cx8="http://schemas.microsoft.com/office/drawing/2016/5/14/chartex" xmlns:mc="http://schemas.openxmlformats.org/markup-compatibility/2006" xmlns:aink="http://schemas.microsoft.com/office/drawing/2016/ink" xmlns:am3d="http://schemas.microsoft.com/office/drawing/2017/model3d" xmlns:o="urn:schemas-microsoft-com:office:office" xmlns:oel="http://schemas.microsoft.com/office/2019/extlst" xmlns:r="http://schemas.openxmlformats.org/officeDocument/2006/relationships" xmlns:m="http://schemas.openxmlformats.org/officeDocument/2006/math" xmlns:v="urn:schemas-microsoft-com:vml" xmlns:wp14="http://schemas.microsoft.com/office/word/2010/wordprocessingDrawing" xmlns:wp="http://schemas.openxmlformats.org/drawingml/2006/wordprocessingDrawing" xmlns:w10="urn:schemas-microsoft-com:office:word" xmlns:w="http://schemas.openxmlformats.org/wordprocessingml/2006/main" xmlns:w14="http://schemas.microsoft.com/office/word/2010/wordml" xmlns:w15="http://schemas.microsoft.com/office/word/2012/wordml" xmlns:w16cex="http://schemas.microsoft.com/office/word/2018/wordml/cex" xmlns:w16cid="http://schemas.microsoft.com/office/word/2016/wordml/cid" xmlns:w16="http://schemas.microsoft.com/office/word/2018/wordml" xmlns:w16du="http://schemas.microsoft.com/office/word/2023/wordml/word16du" xmlns:w16sdtdh="http://schemas.microsoft.com/office/word/2020/wordml/sdtdatahash" xmlns:w16sdtfl="http://schemas.microsoft.com/office/word/2024/wordml/sdtformatlock" xmlns:w16se="http://schemas.microsoft.com/office/word/2015/wordml/symex" xmlns:wpg="http://schemas.microsoft.com/office/word/2010/wordprocessingGroup" xmlns:wpi="http://schemas.microsoft.com/office/word/2010/wordprocessingInk" xmlns:wne="http://schemas.microsoft.com/office/word/2006/wordml" xmlns:wps="http://schemas.microsoft.com/office/word/2010/wordprocessingShape" mc:Ignorable="w14 w15 w16se w16cid w16 w16cex w16sdtdh w16sdtfl w16du wp14">
   <w:body>
-    <w:p/>
+    <w:p>
+      <w:pPr>
+        <w:pStyle w:val="StyleParagraf"/>
+        <w:numPr>
+          <w:ilvl w:val="0"/>
+          <w:numId w:val="21"/>
+        </w:numPr>
+      </w:pPr>
+      <w:r>
+        <w:t>Tools</w:t>
+      </w:r>
+    </w:p>
+    <w:p>
+      <w:pPr>
+        <w:pStyle w:val="StyleParagraf"/>
+        <w:numPr>
+          <w:ilvl w:val="0"/>
+          <w:numId w:val="21"/>
+        </w:numPr>
+      </w:pPr>
+      <w:r>
+        <w:t>Metode Pengumpulan Data</w:t>
+      </w:r>
+    </w:p>
+    <w:p>
+      <w:pPr>
+        <w:pStyle w:val="StyleParagraf"/>
+        <w:numPr>
+          <w:ilvl w:val="0"/>
+          <w:numId w:val="21"/>
+        </w:numPr>
+      </w:pPr>
+      <w:r>
+        <w:t>Pembersihan Data</w:t>
+      </w:r>
+    </w:p>
+    <w:p>
+      <w:pPr>
+        <w:pStyle w:val="StyleParagraf"/>
+        <w:ind w:left="720" w:firstLine="0"/>
+      </w:pPr>
+    </w:p>
     <w:sectPr>
       <w:headerReference w:type="default" r:id="rId11"/>
       <w:pgSz w:w="11906" w:h="16838" w:code="9"/>
@@ -133,6 +174,95 @@
 <file path=word/numbering.xml><?xml version="1.0" encoding="utf-8"?>
 <w:numbering xmlns:wpc="http://schemas.microsoft.com/office/word/2010/wordprocessingCanvas" xmlns:cx="http://schemas.microsoft.com/office/drawing/2014/chartex" xmlns:cx1="http://schemas.microsoft.com/office/drawing/2015/9/8/chartex" xmlns:cx2="http://schemas.microsoft.com/office/drawing/2015/10/21/chartex" xmlns:cx3="http://schemas.microsoft.com/office/drawing/2016/5/9/chartex" xmlns:cx4="http://schemas.microsoft.com/office/drawing/2016/5/10/chartex" xmlns:cx5="http://schemas.microsoft.com/office/drawing/2016/5/11/chartex" xmlns:cx6="http://schemas.microsoft.com/office/drawing/2016/5/12/chartex" xmlns:cx7="http://schemas.microsoft.com/office/drawing/2016/5/13/chartex" xmlns:cx8="http://schemas.microsoft.com/office/drawing/2016/5/14/chartex" xmlns:mc="http://schemas.openxmlformats.org/markup-compatibility/2006" xmlns:aink="http://schemas.microsoft.com/office/drawing/2016/ink" xmlns:am3d="http://schemas.microsoft.com/office/drawing/2017/model3d" xmlns:o="urn:schemas-microsoft-com:office:office" xmlns:oel="http://schemas.microsoft.com/office/2019/extlst" xmlns:r="http://schemas.openxmlformats.org/officeDocument/2006/relationships" xmlns:m="http://schemas.openxmlformats.org/officeDocument/2006/math" xmlns:v="urn:schemas-microsoft-com:vml" xmlns:wp14="http://schemas.microsoft.com/office/word/2010/wordprocessingDrawing" xmlns:wp="http://schemas.openxmlformats.org/drawingml/2006/wordprocessingDrawing" xmlns:w10="urn:schemas-microsoft-com:office:word" xmlns:w="http://schemas.openxmlformats.org/wordprocessingml/2006/main" xmlns:w14="http://schemas.microsoft.com/office/word/2010/wordml" xmlns:w15="http://schemas.microsoft.com/office/word/2012/wordml" xmlns:w16cex="http://schemas.microsoft.com/office/word/2018/wordml/cex" xmlns:w16cid="http://schemas.microsoft.com/office/word/2016/wordml/cid" xmlns:w16="http://schemas.microsoft.com/office/word/2018/wordml" xmlns:w16du="http://schemas.microsoft.com/office/word/2023/wordml/word16du" xmlns:w16sdtdh="http://schemas.microsoft.com/office/word/2020/wordml/sdtdatahash" xmlns:w16sdtfl="http://schemas.microsoft.com/office/word/2024/wordml/sdtformatlock" xmlns:w16se="http://schemas.microsoft.com/office/word/2015/wordml/symex" xmlns:wpg="http://schemas.microsoft.com/office/word/2010/wordprocessingGroup" xmlns:wpi="http://schemas.microsoft.com/office/word/2010/wordprocessingInk" xmlns:wne="http://schemas.microsoft.com/office/word/2006/wordml" xmlns:wps="http://schemas.microsoft.com/office/word/2010/wordprocessingShape" mc:Ignorable="w14 w15 w16se w16cid w16 w16cex w16sdtdh w16sdtfl w16du wp14">
   <w:abstractNum w:abstractNumId="0" w15:restartNumberingAfterBreak="0">
+    <w:nsid w:val="017E74A0"/>
+    <w:multiLevelType w:val="hybridMultilevel"/>
+    <w:tmpl w:val="D3CA8F18"/>
+    <w:lvl w:ilvl="0" w:tplc="0421000F">
+      <w:start w:val="1"/>
+      <w:numFmt w:val="decimal"/>
+      <w:lvlText w:val="%1."/>
+      <w:lvlJc w:val="left"/>
+      <w:pPr>
+        <w:ind w:left="720" w:hanging="360"/>
+      </w:pPr>
+      <w:rPr>
+        <w:rFonts w:hint="default"/>
+      </w:rPr>
+    </w:lvl>
+    <w:lvl w:ilvl="1" w:tplc="04210019" w:tentative="1">
+      <w:start w:val="1"/>
+      <w:numFmt w:val="lowerLetter"/>
+      <w:lvlText w:val="%2."/>
+      <w:lvlJc w:val="left"/>
+      <w:pPr>
+        <w:ind w:left="1440" w:hanging="360"/>
+      </w:pPr>
+    </w:lvl>
+    <w:lvl w:ilvl="2" w:tplc="0421001B" w:tentative="1">
+      <w:start w:val="1"/>
+      <w:numFmt w:val="lowerRoman"/>
+      <w:lvlText w:val="%3."/>
+      <w:lvlJc w:val="right"/>
+      <w:pPr>
+        <w:ind w:left="2160" w:hanging="180"/>
+      </w:pPr>
+    </w:lvl>
+    <w:lvl w:ilvl="3" w:tplc="0421000F" w:tentative="1">
+      <w:start w:val="1"/>
+      <w:numFmt w:val="decimal"/>
+      <w:lvlText w:val="%4."/>
+      <w:lvlJc w:val="left"/>
+      <w:pPr>
+        <w:ind w:left="2880" w:hanging="360"/>
+      </w:pPr>
+    </w:lvl>
+    <w:lvl w:ilvl="4" w:tplc="04210019" w:tentative="1">
+      <w:start w:val="1"/>
+      <w:numFmt w:val="lowerLetter"/>
+      <w:lvlText w:val="%5."/>
+      <w:lvlJc w:val="left"/>
+      <w:pPr>
+        <w:ind w:left="3600" w:hanging="360"/>
+      </w:pPr>
+    </w:lvl>
+    <w:lvl w:ilvl="5" w:tplc="0421001B" w:tentative="1">
+      <w:start w:val="1"/>
+      <w:numFmt w:val="lowerRoman"/>
+      <w:lvlText w:val="%6."/>
+      <w:lvlJc w:val="right"/>
+      <w:pPr>
+        <w:ind w:left="4320" w:hanging="180"/>
+      </w:pPr>
+    </w:lvl>
+    <w:lvl w:ilvl="6" w:tplc="0421000F" w:tentative="1">
+      <w:start w:val="1"/>
+      <w:numFmt w:val="decimal"/>
+      <w:lvlText w:val="%7."/>
+      <w:lvlJc w:val="left"/>
+      <w:pPr>
+        <w:ind w:left="5040" w:hanging="360"/>
+      </w:pPr>
+    </w:lvl>
+    <w:lvl w:ilvl="7" w:tplc="04210019" w:tentative="1">
+      <w:start w:val="1"/>
+      <w:numFmt w:val="lowerLetter"/>
+      <w:lvlText w:val="%8."/>
+      <w:lvlJc w:val="left"/>
+      <w:pPr>
+        <w:ind w:left="5760" w:hanging="360"/>
+      </w:pPr>
+    </w:lvl>
+    <w:lvl w:ilvl="8" w:tplc="0421001B" w:tentative="1">
+      <w:start w:val="1"/>
+      <w:numFmt w:val="lowerRoman"/>
+      <w:lvlText w:val="%9."/>
+      <w:lvlJc w:val="right"/>
+      <w:pPr>
+        <w:ind w:left="6480" w:hanging="180"/>
+      </w:pPr>
+    </w:lvl>
+  </w:abstractNum>
+  <w:abstractNum w:abstractNumId="1" w15:restartNumberingAfterBreak="0">
     <w:nsid w:val="03713461"/>
     <w:multiLevelType w:val="hybridMultilevel"/>
     <w:tmpl w:val="C29C951A"/>
@@ -221,7 +351,7 @@
       </w:pPr>
     </w:lvl>
   </w:abstractNum>
-  <w:abstractNum w:abstractNumId="1" w15:restartNumberingAfterBreak="0">
+  <w:abstractNum w:abstractNumId="2" w15:restartNumberingAfterBreak="0">
     <w:nsid w:val="12B8595A"/>
     <w:multiLevelType w:val="multilevel"/>
     <w:tmpl w:val="694E3406"/>
@@ -342,7 +472,96 @@
       </w:rPr>
     </w:lvl>
   </w:abstractNum>
-  <w:abstractNum w:abstractNumId="2" w15:restartNumberingAfterBreak="0">
+  <w:abstractNum w:abstractNumId="3" w15:restartNumberingAfterBreak="0">
+    <w:nsid w:val="142D36BB"/>
+    <w:multiLevelType w:val="hybridMultilevel"/>
+    <w:tmpl w:val="258E0C08"/>
+    <w:lvl w:ilvl="0" w:tplc="5DC017E6">
+      <w:start w:val="1"/>
+      <w:numFmt w:val="decimal"/>
+      <w:lvlText w:val="%1."/>
+      <w:lvlJc w:val="left"/>
+      <w:pPr>
+        <w:ind w:left="1080" w:hanging="360"/>
+      </w:pPr>
+      <w:rPr>
+        <w:rFonts w:hint="default"/>
+      </w:rPr>
+    </w:lvl>
+    <w:lvl w:ilvl="1" w:tplc="04210019" w:tentative="1">
+      <w:start w:val="1"/>
+      <w:numFmt w:val="lowerLetter"/>
+      <w:lvlText w:val="%2."/>
+      <w:lvlJc w:val="left"/>
+      <w:pPr>
+        <w:ind w:left="1800" w:hanging="360"/>
+      </w:pPr>
+    </w:lvl>
+    <w:lvl w:ilvl="2" w:tplc="0421001B" w:tentative="1">
+      <w:start w:val="1"/>
+      <w:numFmt w:val="lowerRoman"/>
+      <w:lvlText w:val="%3."/>
+      <w:lvlJc w:val="right"/>
+      <w:pPr>
+        <w:ind w:left="2520" w:hanging="180"/>
+      </w:pPr>
+    </w:lvl>
+    <w:lvl w:ilvl="3" w:tplc="0421000F" w:tentative="1">
+      <w:start w:val="1"/>
+      <w:numFmt w:val="decimal"/>
+      <w:lvlText w:val="%4."/>
+      <w:lvlJc w:val="left"/>
+      <w:pPr>
+        <w:ind w:left="3240" w:hanging="360"/>
+      </w:pPr>
+    </w:lvl>
+    <w:lvl w:ilvl="4" w:tplc="04210019" w:tentative="1">
+      <w:start w:val="1"/>
+      <w:numFmt w:val="lowerLetter"/>
+      <w:lvlText w:val="%5."/>
+      <w:lvlJc w:val="left"/>
+      <w:pPr>
+        <w:ind w:left="3960" w:hanging="360"/>
+      </w:pPr>
+    </w:lvl>
+    <w:lvl w:ilvl="5" w:tplc="0421001B" w:tentative="1">
+      <w:start w:val="1"/>
+      <w:numFmt w:val="lowerRoman"/>
+      <w:lvlText w:val="%6."/>
+      <w:lvlJc w:val="right"/>
+      <w:pPr>
+        <w:ind w:left="4680" w:hanging="180"/>
+      </w:pPr>
+    </w:lvl>
+    <w:lvl w:ilvl="6" w:tplc="0421000F" w:tentative="1">
+      <w:start w:val="1"/>
+      <w:numFmt w:val="decimal"/>
+      <w:lvlText w:val="%7."/>
+      <w:lvlJc w:val="left"/>
+      <w:pPr>
+        <w:ind w:left="5400" w:hanging="360"/>
+      </w:pPr>
+    </w:lvl>
+    <w:lvl w:ilvl="7" w:tplc="04210019" w:tentative="1">
+      <w:start w:val="1"/>
+      <w:numFmt w:val="lowerLetter"/>
+      <w:lvlText w:val="%8."/>
+      <w:lvlJc w:val="left"/>
+      <w:pPr>
+        <w:ind w:left="6120" w:hanging="360"/>
+      </w:pPr>
+    </w:lvl>
+    <w:lvl w:ilvl="8" w:tplc="0421001B" w:tentative="1">
+      <w:start w:val="1"/>
+      <w:numFmt w:val="lowerRoman"/>
+      <w:lvlText w:val="%9."/>
+      <w:lvlJc w:val="right"/>
+      <w:pPr>
+        <w:ind w:left="6840" w:hanging="180"/>
+      </w:pPr>
+    </w:lvl>
+  </w:abstractNum>
+  <w:abstractNum w:abstractNumId="4" w15:restartNumberingAfterBreak="0">
     <w:nsid w:val="204C3422"/>
     <w:multiLevelType w:val="hybridMultilevel"/>
     <w:tmpl w:val="7F08F1D0"/>
@@ -431,7 +650,7 @@
       </w:pPr>
     </w:lvl>
   </w:abstractNum>
-  <w:abstractNum w:abstractNumId="3" w15:restartNumberingAfterBreak="0">
+  <w:abstractNum w:abstractNumId="5" w15:restartNumberingAfterBreak="0">
     <w:nsid w:val="216252EA"/>
     <w:multiLevelType w:val="multilevel"/>
     <w:tmpl w:val="29A4E32C"/>
@@ -544,7 +763,7 @@
       </w:rPr>
     </w:lvl>
   </w:abstractNum>
-  <w:abstractNum w:abstractNumId="4" w15:restartNumberingAfterBreak="0">
+  <w:abstractNum w:abstractNumId="6" w15:restartNumberingAfterBreak="0">
     <w:nsid w:val="35320ED0"/>
     <w:multiLevelType w:val="hybridMultilevel"/>
     <w:tmpl w:val="49944110"/>
@@ -633,7 +852,7 @@
       </w:pPr>
     </w:lvl>
   </w:abstractNum>
-  <w:abstractNum w:abstractNumId="5" w15:restartNumberingAfterBreak="0">
+  <w:abstractNum w:abstractNumId="7" w15:restartNumberingAfterBreak="0">
     <w:nsid w:val="3C4F702E"/>
     <w:multiLevelType w:val="multilevel"/>
     <w:tmpl w:val="731A3802"/>
@@ -755,7 +974,7 @@
       </w:rPr>
     </w:lvl>
   </w:abstractNum>
-  <w:abstractNum w:abstractNumId="6" w15:restartNumberingAfterBreak="0">
+  <w:abstractNum w:abstractNumId="8" w15:restartNumberingAfterBreak="0">
     <w:nsid w:val="425D1DDB"/>
     <w:multiLevelType w:val="multilevel"/>
     <w:tmpl w:val="2996CC0C"/>
@@ -904,7 +1123,7 @@
       </w:rPr>
     </w:lvl>
   </w:abstractNum>
-  <w:abstractNum w:abstractNumId="7" w15:restartNumberingAfterBreak="0">
+  <w:abstractNum w:abstractNumId="9" w15:restartNumberingAfterBreak="0">
     <w:nsid w:val="45B91C5B"/>
     <w:multiLevelType w:val="multilevel"/>
     <w:tmpl w:val="F252B844"/>
@@ -1027,7 +1246,7 @@
       </w:rPr>
     </w:lvl>
   </w:abstractNum>
-  <w:abstractNum w:abstractNumId="8" w15:restartNumberingAfterBreak="0">
+  <w:abstractNum w:abstractNumId="10" w15:restartNumberingAfterBreak="0">
     <w:nsid w:val="461A157F"/>
     <w:multiLevelType w:val="multilevel"/>
     <w:tmpl w:val="D9B2437A"/>
@@ -1140,7 +1359,7 @@
       </w:rPr>
     </w:lvl>
   </w:abstractNum>
-  <w:abstractNum w:abstractNumId="9" w15:restartNumberingAfterBreak="0">
+  <w:abstractNum w:abstractNumId="11" w15:restartNumberingAfterBreak="0">
     <w:nsid w:val="4FF81986"/>
     <w:multiLevelType w:val="multilevel"/>
     <w:tmpl w:val="BC50BF84"/>
@@ -1253,7 +1472,7 @@
       </w:rPr>
     </w:lvl>
   </w:abstractNum>
-  <w:abstractNum w:abstractNumId="10" w15:restartNumberingAfterBreak="0">
+  <w:abstractNum w:abstractNumId="12" w15:restartNumberingAfterBreak="0">
     <w:nsid w:val="52BF34F5"/>
     <w:multiLevelType w:val="multilevel"/>
     <w:tmpl w:val="BC50BF84"/>
@@ -1366,7 +1585,7 @@
       </w:rPr>
     </w:lvl>
   </w:abstractNum>
-  <w:abstractNum w:abstractNumId="11" w15:restartNumberingAfterBreak="0">
+  <w:abstractNum w:abstractNumId="13" w15:restartNumberingAfterBreak="0">
     <w:nsid w:val="5A094D95"/>
     <w:multiLevelType w:val="multilevel"/>
     <w:tmpl w:val="694E3406"/>
@@ -1487,7 +1706,7 @@
       </w:rPr>
     </w:lvl>
   </w:abstractNum>
-  <w:abstractNum w:abstractNumId="12" w15:restartNumberingAfterBreak="0">
+  <w:abstractNum w:abstractNumId="14" w15:restartNumberingAfterBreak="0">
     <w:nsid w:val="64706FAF"/>
     <w:multiLevelType w:val="hybridMultilevel"/>
     <w:tmpl w:val="9AB6A4B6"/>
@@ -1573,7 +1792,7 @@
       </w:pPr>
     </w:lvl>
   </w:abstractNum>
-  <w:abstractNum w:abstractNumId="13" w15:restartNumberingAfterBreak="0">
+  <w:abstractNum w:abstractNumId="15" w15:restartNumberingAfterBreak="0">
     <w:nsid w:val="68F3704E"/>
     <w:multiLevelType w:val="hybridMultilevel"/>
     <w:tmpl w:val="96E65A88"/>
@@ -1666,7 +1885,7 @@
       </w:pPr>
     </w:lvl>
   </w:abstractNum>
-  <w:abstractNum w:abstractNumId="14" w15:restartNumberingAfterBreak="0">
+  <w:abstractNum w:abstractNumId="16" w15:restartNumberingAfterBreak="0">
     <w:nsid w:val="69C45202"/>
     <w:multiLevelType w:val="multilevel"/>
     <w:tmpl w:val="F252B844"/>
@@ -1789,7 +2008,7 @@
       </w:rPr>
     </w:lvl>
   </w:abstractNum>
-  <w:abstractNum w:abstractNumId="15" w15:restartNumberingAfterBreak="0">
+  <w:abstractNum w:abstractNumId="17" w15:restartNumberingAfterBreak="0">
     <w:nsid w:val="7130094C"/>
     <w:multiLevelType w:val="hybridMultilevel"/>
     <w:tmpl w:val="8656F2D0"/>
@@ -1902,7 +2121,7 @@
       </w:rPr>
     </w:lvl>
   </w:abstractNum>
-  <w:abstractNum w:abstractNumId="16" w15:restartNumberingAfterBreak="0">
+  <w:abstractNum w:abstractNumId="18" w15:restartNumberingAfterBreak="0">
     <w:nsid w:val="78BE50EC"/>
     <w:multiLevelType w:val="multilevel"/>
     <w:tmpl w:val="6E3C6A58"/>
@@ -2015,7 +2234,7 @@
       </w:rPr>
     </w:lvl>
   </w:abstractNum>
-  <w:abstractNum w:abstractNumId="17" w15:restartNumberingAfterBreak="0">
+  <w:abstractNum w:abstractNumId="19" w15:restartNumberingAfterBreak="0">
     <w:nsid w:val="7A05531F"/>
     <w:multiLevelType w:val="hybridMultilevel"/>
     <w:tmpl w:val="0D12C278"/>
@@ -2128,7 +2347,7 @@
       </w:rPr>
     </w:lvl>
   </w:abstractNum>
-  <w:abstractNum w:abstractNumId="18" w15:restartNumberingAfterBreak="0">
+  <w:abstractNum w:abstractNumId="20" w15:restartNumberingAfterBreak="0">
     <w:nsid w:val="7ACF1B8B"/>
     <w:multiLevelType w:val="hybridMultilevel"/>
     <w:tmpl w:val="C11A9E36"/>
@@ -2218,61 +2437,67 @@
     </w:lvl>
   </w:abstractNum>
   <w:num w:numId="1" w16cid:durableId="1374887356">
+    <w:abstractNumId w:val="13"/>
+  </w:num>
+  <w:num w:numId="2" w16cid:durableId="14160207">
+    <w:abstractNumId w:val="4"/>
+  </w:num>
+  <w:num w:numId="3" w16cid:durableId="1405183166">
+    <w:abstractNumId w:val="6"/>
+  </w:num>
+  <w:num w:numId="4" w16cid:durableId="857503663">
+    <w:abstractNumId w:val="15"/>
+  </w:num>
+  <w:num w:numId="5" w16cid:durableId="1393574369">
+    <w:abstractNumId w:val="20"/>
+  </w:num>
+  <w:num w:numId="6" w16cid:durableId="1469469459">
+    <w:abstractNumId w:val="9"/>
+  </w:num>
+  <w:num w:numId="7" w16cid:durableId="1165703228">
+    <w:abstractNumId w:val="2"/>
+  </w:num>
+  <w:num w:numId="8" w16cid:durableId="1642150582">
     <w:abstractNumId w:val="11"/>
   </w:num>
-  <w:num w:numId="2" w16cid:durableId="14160207">
-    <w:abstractNumId w:val="2"/>
+  <w:num w:numId="9" w16cid:durableId="1408188518">
+    <w:abstractNumId w:val="12"/>
   </w:num>
-  <w:num w:numId="3" w16cid:durableId="1405183166">
-    <w:abstractNumId w:val="4"/>
+  <w:num w:numId="10" w16cid:durableId="1465272056">
+    <w:abstractNumId w:val="16"/>
   </w:num>
-  <w:num w:numId="4" w16cid:durableId="857503663">
-    <w:abstractNumId w:val="13"/>
+  <w:num w:numId="11" w16cid:durableId="1551457851">
+    <w:abstractNumId w:val="7"/>
   </w:num>
-  <w:num w:numId="5" w16cid:durableId="1393574369">
+  <w:num w:numId="12" w16cid:durableId="340862132">
+    <w:abstractNumId w:val="10"/>
+  </w:num>
+  <w:num w:numId="13" w16cid:durableId="1444307378">
+    <w:abstractNumId w:val="5"/>
+  </w:num>
+  <w:num w:numId="14" w16cid:durableId="206382069">
     <w:abstractNumId w:val="18"/>
   </w:num>
-  <w:num w:numId="6" w16cid:durableId="1469469459">
-    <w:abstractNumId w:val="7"/>
-  </w:num>
-  <w:num w:numId="7" w16cid:durableId="1165703228">
+  <w:num w:numId="15" w16cid:durableId="240070554">
     <w:abstractNumId w:val="1"/>
   </w:num>
-  <w:num w:numId="8" w16cid:durableId="1642150582">
-    <w:abstractNumId w:val="9"/>
+  <w:num w:numId="16" w16cid:durableId="643892997">
+    <w:abstractNumId w:val="17"/>
   </w:num>
-  <w:num w:numId="9" w16cid:durableId="1408188518">
-    <w:abstractNumId w:val="10"/>
+  <w:num w:numId="17" w16cid:durableId="829715905">
+    <w:abstractNumId w:val="8"/>
   </w:num>
-  <w:num w:numId="10" w16cid:durableId="1465272056">
+  <w:num w:numId="18" w16cid:durableId="359278601">
+    <w:abstractNumId w:val="19"/>
+  </w:num>
+  <w:num w:numId="19" w16cid:durableId="1633366738">
     <w:abstractNumId w:val="14"/>
   </w:num>
-  <w:num w:numId="11" w16cid:durableId="1551457851">
-    <w:abstractNumId w:val="5"/>
-  </w:num>
-  <w:num w:numId="12" w16cid:durableId="340862132">
-    <w:abstractNumId w:val="8"/>
-  </w:num>
-  <w:num w:numId="13" w16cid:durableId="1444307378">
-    <w:abstractNumId w:val="3"/>
-  </w:num>
-  <w:num w:numId="14" w16cid:durableId="206382069">
-    <w:abstractNumId w:val="16"/>
-  </w:num>
-  <w:num w:numId="15" w16cid:durableId="240070554">
+  <w:num w:numId="20" w16cid:durableId="1593121138">
     <w:abstractNumId w:val="0"/>
   </w:num>
-  <w:num w:numId="16" w16cid:durableId="643892997">
-    <w:abstractNumId w:val="15"/>
-  </w:num>
-  <w:num w:numId="17" w16cid:durableId="829715905">
-    <w:abstractNumId w:val="6"/>
-  </w:num>
-  <w:num w:numId="18" w16cid:durableId="359278601">
-    <w:abstractNumId w:val="17"/>
-  </w:num>
-  <w:num w:numId="19" w16cid:durableId="1633366738">
-    <w:abstractNumId w:val="12"/>
+  <w:num w:numId="21" w16cid:durableId="91438935">
+    <w:abstractNumId w:val="3"/>
   </w:num>
 </w:numbering>
 </file>
@@ -4011,6 +4236,27 @@
 </file>
 
 <file path=customXml/item1.xml><?xml version="1.0" encoding="utf-8"?>
+<b:Sources xmlns:b="http://schemas.openxmlformats.org/officeDocument/2006/bibliography" xmlns="http://schemas.openxmlformats.org/officeDocument/2006/bibliography" SelectedStyle="\APASixthEditionOfficeOnline.xsl" StyleName="APA" Version="6"/>
+</file>
+
+<file path=customXml/item2.xml><?xml version="1.0" encoding="utf-8"?>
+<p:properties xmlns:p="http://schemas.microsoft.com/office/2006/metadata/properties" xmlns:xsi="http://www.w3.org/2001/XMLSchema-instance" xmlns:pc="http://schemas.microsoft.com/office/infopath/2007/PartnerControls">
+  <documentManagement>
+    <_activity xmlns="6f171d0c-a167-4666-9b1b-b8b00ba04add" xsi:nil="true"/>
+  </documentManagement>
+</p:properties>
+</file>
+
+<file path=customXml/item3.xml><?xml version="1.0" encoding="utf-8"?>
+<?mso-contentType ?>
+<FormTemplates xmlns="http://schemas.microsoft.com/sharepoint/v3/contenttype/forms">
+  <Display>DocumentLibraryForm</Display>
+  <Edit>DocumentLibraryForm</Edit>
+  <New>DocumentLibraryForm</New>
+</FormTemplates>
+</file>
+
+<file path=customXml/item4.xml><?xml version="1.0" encoding="utf-8"?>
 <ct:contentTypeSchema xmlns:ct="http://schemas.microsoft.com/office/2006/metadata/contentType" xmlns:ma="http://schemas.microsoft.com/office/2006/metadata/properties/metaAttributes" ct:_="" ma:_="" ma:contentTypeName="Document" ma:contentTypeID="0x010100150D8B0AF8DBB14BA49A62D3BABC25C2" ma:contentTypeVersion="10" ma:contentTypeDescription="Create a new document." ma:contentTypeScope="" ma:versionID="8d156f310d7dfafd2b6a49c53e51f851">
   <xsd:schema xmlns:xsd="http://www.w3.org/2001/XMLSchema" xmlns:xs="http://www.w3.org/2001/XMLSchema" xmlns:p="http://schemas.microsoft.com/office/2006/metadata/properties" xmlns:ns3="6f171d0c-a167-4666-9b1b-b8b00ba04add" targetNamespace="http://schemas.microsoft.com/office/2006/metadata/properties" ma:root="true" ma:fieldsID="c7f8ef2a4c6cd279f24fb08a39002537" ns3:_="">
     <xsd:import namespace="6f171d0c-a167-4666-9b1b-b8b00ba04add"/>
@@ -4192,28 +4438,33 @@
 </ct:contentTypeSchema>
 </file>
 
-<file path=customXml/item2.xml><?xml version="1.0" encoding="utf-8"?>
-<?mso-contentType ?>
-<FormTemplates xmlns="http://schemas.microsoft.com/sharepoint/v3/contenttype/forms">
-  <Display>DocumentLibraryForm</Display>
-  <Edit>DocumentLibraryForm</Edit>
-  <New>DocumentLibraryForm</New>
-</FormTemplates>
+<file path=customXml/itemProps1.xml><?xml version="1.0" encoding="utf-8"?>
+<ds:datastoreItem xmlns:ds="http://schemas.openxmlformats.org/officeDocument/2006/customXml" ds:itemID="{90973CF2-DBA8-4DD4-A083-F7BEEC1E5A6A}">
+  <ds:schemaRefs>
+    <ds:schemaRef ds:uri="http://schemas.openxmlformats.org/officeDocument/2006/bibliography"/>
+  </ds:schemaRefs>
+</ds:datastoreItem>
 </file>
 
-<file path=customXml/item3.xml><?xml version="1.0" encoding="utf-8"?>
-<p:properties xmlns:p="http://schemas.microsoft.com/office/2006/metadata/properties" xmlns:xsi="http://www.w3.org/2001/XMLSchema-instance" xmlns:pc="http://schemas.microsoft.com/office/infopath/2007/PartnerControls">
-  <documentManagement>
-    <_activity xmlns="6f171d0c-a167-4666-9b1b-b8b00ba04add" xsi:nil="true"/>
-  </documentManagement>
-</p:properties>
+<file path=customXml/itemProps2.xml><?xml version="1.0" encoding="utf-8"?>
+<ds:datastoreItem xmlns:ds="http://schemas.openxmlformats.org/officeDocument/2006/customXml" ds:itemID="{6D4E3856-C731-47CC-8018-42284D973AA3}">
+  <ds:schemaRefs>
+    <ds:schemaRef ds:uri="http://schemas.microsoft.com/office/2006/metadata/properties"/>
+    <ds:schemaRef ds:uri="http://schemas.microsoft.com/office/infopath/2007/PartnerControls"/>
+    <ds:schemaRef ds:uri="6f171d0c-a167-4666-9b1b-b8b00ba04add"/>
+  </ds:schemaRefs>
+</ds:datastoreItem>
 </file>
 
-<file path=customXml/item4.xml><?xml version="1.0" encoding="utf-8"?>
-<b:Sources xmlns:b="http://schemas.openxmlformats.org/officeDocument/2006/bibliography" xmlns="http://schemas.openxmlformats.org/officeDocument/2006/bibliography" SelectedStyle="\APASixthEditionOfficeOnline.xsl" StyleName="APA" Version="6"/>
+<file path=customXml/itemProps3.xml><?xml version="1.0" encoding="utf-8"?>
+<ds:datastoreItem xmlns:ds="http://schemas.openxmlformats.org/officeDocument/2006/customXml" ds:itemID="{47D04565-E99B-4AD4-8B77-75243D01F802}">
+  <ds:schemaRefs>
+    <ds:schemaRef ds:uri="http://schemas.microsoft.com/sharepoint/v3/contenttype/forms"/>
+  </ds:schemaRefs>
+</ds:datastoreItem>
 </file>
 
-<file path=customXml/itemProps1.xml><?xml version="1.0" encoding="utf-8"?>
+<file path=customXml/itemProps4.xml><?xml version="1.0" encoding="utf-8"?>
 <ds:datastoreItem xmlns:ds="http://schemas.openxmlformats.org/officeDocument/2006/customXml" ds:itemID="{D3502B5A-1488-4DF4-B943-81F9894A4BB4}">
   <ds:schemaRefs>
     <ds:schemaRef ds:uri="http://schemas.microsoft.com/office/2006/metadata/contentType"/>
@@ -4229,30 +4480,4 @@
     <ds:schemaRef ds:uri="http://schemas.microsoft.com/internal/obd"/>
   </ds:schemaRefs>
 </ds:datastoreItem>
-</file>
-
-<file path=customXml/itemProps2.xml><?xml version="1.0" encoding="utf-8"?>
-<ds:datastoreItem xmlns:ds="http://schemas.openxmlformats.org/officeDocument/2006/customXml" ds:itemID="{47D04565-E99B-4AD4-8B77-75243D01F802}">
-  <ds:schemaRefs>
-    <ds:schemaRef ds:uri="http://schemas.microsoft.com/sharepoint/v3/contenttype/forms"/>
-  </ds:schemaRefs>
-</ds:datastoreItem>
-</file>
-
-<file path=customXml/itemProps3.xml><?xml version="1.0" encoding="utf-8"?>
-<ds:datastoreItem xmlns:ds="http://schemas.openxmlformats.org/officeDocument/2006/customXml" ds:itemID="{6D4E3856-C731-47CC-8018-42284D973AA3}">
-  <ds:schemaRefs>
-    <ds:schemaRef ds:uri="http://schemas.microsoft.com/office/2006/metadata/properties"/>
-    <ds:schemaRef ds:uri="http://schemas.microsoft.com/office/infopath/2007/PartnerControls"/>
-    <ds:schemaRef ds:uri="6f171d0c-a167-4666-9b1b-b8b00ba04add"/>
-  </ds:schemaRefs>
-</ds:datastoreItem>
-</file>
-
-<file path=customXml/itemProps4.xml><?xml version="1.0" encoding="utf-8"?>
-<ds:datastoreItem xmlns:ds="http://schemas.openxmlformats.org/officeDocument/2006/customXml" ds:itemID="{90973CF2-DBA8-4DD4-A083-F7BEEC1E5A6A}">
-  <ds:schemaRefs>
-    <ds:schemaRef ds:uri="http://schemas.openxmlformats.org/officeDocument/2006/bibliography"/>
-  </ds:schemaRefs>
-</ds:datastoreItem>
 </file>